--- a/template.docx
+++ b/template.docx
@@ -145,8 +145,19 @@
                 <w:sz w:val="26"/>
                 <w:szCs w:val="26"/>
               </w:rPr>
-              <w:t>Dados da passagem</w:t>
-            </w:r>
+              <w:t xml:space="preserve">Dados da </w:t>
+            </w:r>
+            <w:proofErr w:type="spellStart"/>
+            <w:r>
+              <w:rPr>
+                <w:rFonts w:ascii="Roboto SemiBold" w:eastAsia="Roboto SemiBold" w:hAnsi="Roboto SemiBold" w:cs="Roboto SemiBold"/>
+                <w:color w:val="666666"/>
+                <w:sz w:val="26"/>
+                <w:szCs w:val="26"/>
+              </w:rPr>
+              <w:t>passagem</w:t>
+            </w:r>
+            <w:proofErr w:type="spellEnd"/>
           </w:p>
         </w:tc>
         <w:tc>
@@ -168,6 +179,9 @@
         </w:tc>
       </w:tr>
       <w:tr>
+        <w:trPr>
+          <w:tblHeader/>
+        </w:trPr>
         <w:tc>
           <w:tcPr>
             <w:tcW w:w="4680" w:type="dxa"/>
@@ -185,19 +199,31 @@
               <w:widowControl w:val="0"/>
               <w:spacing w:line="240" w:lineRule="auto"/>
               <w:rPr>
-                <w:rFonts w:ascii="Roboto Light" w:eastAsia="Roboto Light" w:hAnsi="Roboto Light" w:cs="Roboto Light"/>
-                <w:sz w:val="24"/>
-                <w:szCs w:val="24"/>
-              </w:rPr>
-            </w:pPr>
-            <w:r>
-              <w:rPr>
-                <w:rFonts w:ascii="Roboto Light" w:eastAsia="Roboto Light" w:hAnsi="Roboto Light" w:cs="Roboto Light"/>
-                <w:sz w:val="24"/>
-                <w:szCs w:val="24"/>
-              </w:rPr>
-              <w:t>ID</w:t>
-            </w:r>
+                <w:rFonts w:ascii="Roboto SemiBold" w:eastAsia="Roboto SemiBold" w:hAnsi="Roboto SemiBold" w:cs="Roboto SemiBold"/>
+                <w:color w:val="666666"/>
+                <w:sz w:val="26"/>
+                <w:szCs w:val="26"/>
+                <w:lang w:val="pt-BR"/>
+              </w:rPr>
+            </w:pPr>
+            <w:r>
+              <w:rPr>
+                <w:rFonts w:ascii="Roboto Light" w:eastAsia="Roboto Light" w:hAnsi="Roboto Light" w:cs="Roboto Light"/>
+                <w:sz w:val="24"/>
+                <w:szCs w:val="24"/>
+              </w:rPr>
+              <w:t xml:space="preserve">ID </w:t>
+            </w:r>
+            <w:proofErr w:type="spellStart"/>
+            <w:r>
+              <w:rPr>
+                <w:rFonts w:ascii="Roboto Light" w:eastAsia="Roboto Light" w:hAnsi="Roboto Light" w:cs="Roboto Light"/>
+                <w:sz w:val="24"/>
+                <w:szCs w:val="24"/>
+              </w:rPr>
+              <w:t>Concessionária</w:t>
+            </w:r>
+            <w:proofErr w:type="spellEnd"/>
           </w:p>
         </w:tc>
         <w:tc>
@@ -209,10 +235,11 @@
             <w:pPr>
               <w:widowControl w:val="0"/>
               <w:spacing w:line="240" w:lineRule="auto"/>
-              <w:rPr>
-                <w:rFonts w:ascii="Roboto" w:eastAsia="Roboto" w:hAnsi="Roboto" w:cs="Roboto"/>
-                <w:sz w:val="24"/>
-                <w:szCs w:val="24"/>
+              <w:jc w:val="right"/>
+              <w:rPr>
+                <w:rFonts w:ascii="Roboto Light" w:eastAsia="Roboto Light" w:hAnsi="Roboto Light" w:cs="Roboto Light"/>
+                <w:sz w:val="28"/>
+                <w:szCs w:val="28"/>
                 <w:lang w:val="pt-BR"/>
               </w:rPr>
             </w:pPr>
@@ -265,12 +292,6 @@
           <w:tcPr>
             <w:tcW w:w="5385" w:type="dxa"/>
             <w:shd w:val="clear" w:color="auto" w:fill="FAFAFA"/>
-            <w:tcMar>
-              <w:top w:w="99" w:type="dxa"/>
-              <w:left w:w="99" w:type="dxa"/>
-              <w:bottom w:w="99" w:type="dxa"/>
-              <w:right w:w="99" w:type="dxa"/>
-            </w:tcMar>
           </w:tcPr>
           <w:p>
             <w:pPr>
@@ -281,6 +302,7 @@
                 <w:rFonts w:ascii="Roboto" w:eastAsia="Roboto" w:hAnsi="Roboto" w:cs="Roboto"/>
                 <w:sz w:val="24"/>
                 <w:szCs w:val="24"/>
+                <w:lang w:val="pt-BR"/>
               </w:rPr>
             </w:pPr>
             <w:r>
@@ -331,6 +353,12 @@
           <w:tcPr>
             <w:tcW w:w="5385" w:type="dxa"/>
             <w:shd w:val="clear" w:color="auto" w:fill="FAFAFA"/>
+            <w:tcMar>
+              <w:top w:w="99" w:type="dxa"/>
+              <w:left w:w="99" w:type="dxa"/>
+              <w:bottom w:w="99" w:type="dxa"/>
+              <w:right w:w="99" w:type="dxa"/>
+            </w:tcMar>
           </w:tcPr>
           <w:p>
             <w:pPr>
@@ -377,6 +405,7 @@
                 <w:szCs w:val="24"/>
               </w:rPr>
             </w:pPr>
+            <w:proofErr w:type="spellStart"/>
             <w:r>
               <w:rPr>
                 <w:rFonts w:ascii="Roboto Light" w:eastAsia="Roboto Light" w:hAnsi="Roboto Light" w:cs="Roboto Light"/>
@@ -385,6 +414,7 @@
               </w:rPr>
               <w:t>Concessionária</w:t>
             </w:r>
+            <w:proofErr w:type="spellEnd"/>
           </w:p>
         </w:tc>
         <w:tc>
@@ -437,6 +467,7 @@
                 <w:szCs w:val="24"/>
               </w:rPr>
             </w:pPr>
+            <w:proofErr w:type="spellStart"/>
             <w:r>
               <w:rPr>
                 <w:rFonts w:ascii="Roboto Light" w:eastAsia="Roboto Light" w:hAnsi="Roboto Light" w:cs="Roboto Light"/>
@@ -445,6 +476,7 @@
               </w:rPr>
               <w:t>Pórtico</w:t>
             </w:r>
+            <w:proofErr w:type="spellEnd"/>
           </w:p>
         </w:tc>
         <w:tc>
@@ -461,7 +493,6 @@
                 <w:rFonts w:ascii="Roboto" w:eastAsia="Roboto" w:hAnsi="Roboto" w:cs="Roboto"/>
                 <w:sz w:val="24"/>
                 <w:szCs w:val="24"/>
-                <w:lang w:val="pt-BR"/>
               </w:rPr>
             </w:pPr>
             <w:r>
@@ -523,47 +554,16 @@
                 <w:rFonts w:ascii="Roboto" w:eastAsia="Roboto" w:hAnsi="Roboto" w:cs="Roboto"/>
                 <w:sz w:val="24"/>
                 <w:szCs w:val="24"/>
-              </w:rPr>
-            </w:pPr>
-            <w:r>
-              <w:rPr>
-                <w:rFonts w:ascii="Roboto" w:eastAsia="Roboto" w:hAnsi="Roboto" w:cs="Roboto"/>
-                <w:sz w:val="24"/>
-                <w:szCs w:val="24"/>
-              </w:rPr>
-              <w:t xml:space="preserve">R$ </w:t>
-            </w:r>
-            <w:r>
-              <w:rPr>
-                <w:rFonts w:ascii="Roboto" w:eastAsia="Roboto" w:hAnsi="Roboto" w:cs="Roboto"/>
-                <w:sz w:val="24"/>
-                <w:szCs w:val="24"/>
-              </w:rPr>
-              <w:t>4</w:t>
-            </w:r>
-            <w:r>
-              <w:rPr>
-                <w:rFonts w:ascii="Roboto" w:eastAsia="Roboto" w:hAnsi="Roboto" w:cs="Roboto"/>
-                <w:sz w:val="24"/>
-                <w:szCs w:val="24"/>
-              </w:rPr>
-              <w:t>,</w:t>
-            </w:r>
-            <w:r>
-              <w:rPr>
-                <w:rFonts w:ascii="Roboto" w:eastAsia="Roboto" w:hAnsi="Roboto" w:cs="Roboto"/>
-                <w:sz w:val="24"/>
-                <w:szCs w:val="24"/>
-              </w:rPr>
-              <w:t>2</w:t>
-            </w:r>
-            <w:r>
-              <w:rPr>
-                <w:rFonts w:ascii="Roboto" w:eastAsia="Roboto" w:hAnsi="Roboto" w:cs="Roboto"/>
-                <w:sz w:val="24"/>
-                <w:szCs w:val="24"/>
-              </w:rPr>
-              <w:t>0</w:t>
+                <w:lang w:val="pt-BR"/>
+              </w:rPr>
+            </w:pPr>
+            <w:r>
+              <w:rPr>
+                <w:rFonts w:ascii="Roboto" w:eastAsia="Roboto" w:hAnsi="Roboto" w:cs="Roboto"/>
+                <w:sz w:val="24"/>
+                <w:szCs w:val="24"/>
+              </w:rPr>
+              <w:t>R$ 4,20</w:t>
             </w:r>
           </w:p>
         </w:tc>
@@ -574,7 +574,7 @@
       <w:tblPr>
         <w:tblStyle w:val="a0"/>
         <w:tblpPr w:leftFromText="187" w:rightFromText="180" w:topFromText="180" w:bottomFromText="180" w:vertAnchor="text"/>
-        <w:tblW w:w="10005" w:type="dxa"/>
+        <w:tblW w:w="9960" w:type="dxa"/>
         <w:tblInd w:w="0" w:type="dxa"/>
         <w:tblBorders>
           <w:top w:val="single" w:sz="4" w:space="0" w:color="FAFAFA"/>
@@ -588,16 +588,17 @@
         <w:tblLook w:val="0600" w:firstRow="0" w:lastRow="0" w:firstColumn="0" w:lastColumn="0" w:noHBand="1" w:noVBand="1"/>
       </w:tblPr>
       <w:tblGrid>
-        <w:gridCol w:w="4680"/>
-        <w:gridCol w:w="5325"/>
+        <w:gridCol w:w="4659"/>
+        <w:gridCol w:w="5301"/>
       </w:tblGrid>
       <w:tr>
         <w:trPr>
+          <w:trHeight w:val="264"/>
           <w:tblHeader/>
         </w:trPr>
         <w:tc>
           <w:tcPr>
-            <w:tcW w:w="4680" w:type="dxa"/>
+            <w:tcW w:w="4659" w:type="dxa"/>
             <w:tcBorders>
               <w:top w:val="single" w:sz="48" w:space="0" w:color="FAFAFA"/>
               <w:left w:val="single" w:sz="48" w:space="0" w:color="FAFAFA"/>
@@ -629,13 +630,24 @@
                 <w:sz w:val="26"/>
                 <w:szCs w:val="26"/>
               </w:rPr>
-              <w:t>Dados do pagamento</w:t>
-            </w:r>
-          </w:p>
-        </w:tc>
-        <w:tc>
-          <w:tcPr>
-            <w:tcW w:w="5325" w:type="dxa"/>
+              <w:t xml:space="preserve">Dados do </w:t>
+            </w:r>
+            <w:proofErr w:type="spellStart"/>
+            <w:r>
+              <w:rPr>
+                <w:rFonts w:ascii="Roboto SemiBold" w:eastAsia="Roboto SemiBold" w:hAnsi="Roboto SemiBold" w:cs="Roboto SemiBold"/>
+                <w:color w:val="666666"/>
+                <w:sz w:val="26"/>
+                <w:szCs w:val="26"/>
+              </w:rPr>
+              <w:t>pagamento</w:t>
+            </w:r>
+            <w:proofErr w:type="spellEnd"/>
+          </w:p>
+        </w:tc>
+        <w:tc>
+          <w:tcPr>
+            <w:tcW w:w="5301" w:type="dxa"/>
             <w:tcBorders>
               <w:top w:val="single" w:sz="48" w:space="0" w:color="FAFAFA"/>
               <w:right w:val="single" w:sz="48" w:space="0" w:color="FAFAFA"/>
@@ -656,9 +668,12 @@
         </w:tc>
       </w:tr>
       <w:tr>
-        <w:tc>
-          <w:tcPr>
-            <w:tcW w:w="4680" w:type="dxa"/>
+        <w:trPr>
+          <w:trHeight w:val="228"/>
+        </w:trPr>
+        <w:tc>
+          <w:tcPr>
+            <w:tcW w:w="4659" w:type="dxa"/>
             <w:tcBorders>
               <w:left w:val="single" w:sz="48" w:space="0" w:color="FAFAFA"/>
             </w:tcBorders>
@@ -693,7 +708,7 @@
         </w:tc>
         <w:tc>
           <w:tcPr>
-            <w:tcW w:w="5325" w:type="dxa"/>
+            <w:tcW w:w="5301" w:type="dxa"/>
             <w:tcBorders>
               <w:right w:val="single" w:sz="48" w:space="0" w:color="FAFAFA"/>
             </w:tcBorders>
@@ -730,9 +745,12 @@
         </w:tc>
       </w:tr>
       <w:tr>
-        <w:tc>
-          <w:tcPr>
-            <w:tcW w:w="4680" w:type="dxa"/>
+        <w:trPr>
+          <w:trHeight w:val="228"/>
+        </w:trPr>
+        <w:tc>
+          <w:tcPr>
+            <w:tcW w:w="4659" w:type="dxa"/>
             <w:tcBorders>
               <w:left w:val="single" w:sz="48" w:space="0" w:color="FAFAFA"/>
             </w:tcBorders>
@@ -761,13 +779,23 @@
                 <w:sz w:val="24"/>
                 <w:szCs w:val="24"/>
               </w:rPr>
-              <w:t>Tarifa de pedágio</w:t>
-            </w:r>
-          </w:p>
-        </w:tc>
-        <w:tc>
-          <w:tcPr>
-            <w:tcW w:w="5325" w:type="dxa"/>
+              <w:t xml:space="preserve">Tarifa de </w:t>
+            </w:r>
+            <w:proofErr w:type="spellStart"/>
+            <w:r>
+              <w:rPr>
+                <w:rFonts w:ascii="Roboto Light" w:eastAsia="Roboto Light" w:hAnsi="Roboto Light" w:cs="Roboto Light"/>
+                <w:sz w:val="24"/>
+                <w:szCs w:val="24"/>
+              </w:rPr>
+              <w:t>pedágio</w:t>
+            </w:r>
+            <w:proofErr w:type="spellEnd"/>
+          </w:p>
+        </w:tc>
+        <w:tc>
+          <w:tcPr>
+            <w:tcW w:w="5301" w:type="dxa"/>
             <w:tcBorders>
               <w:right w:val="single" w:sz="48" w:space="0" w:color="FAFAFA"/>
             </w:tcBorders>
@@ -834,9 +862,12 @@
         </w:tc>
       </w:tr>
       <w:tr>
-        <w:tc>
-          <w:tcPr>
-            <w:tcW w:w="4680" w:type="dxa"/>
+        <w:trPr>
+          <w:trHeight w:val="228"/>
+        </w:trPr>
+        <w:tc>
+          <w:tcPr>
+            <w:tcW w:w="4659" w:type="dxa"/>
             <w:tcBorders>
               <w:left w:val="single" w:sz="48" w:space="0" w:color="FAFAFA"/>
             </w:tcBorders>
@@ -859,19 +890,39 @@
                 <w:szCs w:val="24"/>
               </w:rPr>
             </w:pPr>
-            <w:r>
-              <w:rPr>
-                <w:rFonts w:ascii="Roboto Light" w:eastAsia="Roboto Light" w:hAnsi="Roboto Light" w:cs="Roboto Light"/>
-                <w:sz w:val="24"/>
-                <w:szCs w:val="24"/>
-              </w:rPr>
-              <w:t>Multa / Juros</w:t>
-            </w:r>
-          </w:p>
-        </w:tc>
-        <w:tc>
-          <w:tcPr>
-            <w:tcW w:w="5325" w:type="dxa"/>
+            <w:proofErr w:type="spellStart"/>
+            <w:r>
+              <w:rPr>
+                <w:rFonts w:ascii="Roboto Light" w:eastAsia="Roboto Light" w:hAnsi="Roboto Light" w:cs="Roboto Light"/>
+                <w:sz w:val="24"/>
+                <w:szCs w:val="24"/>
+              </w:rPr>
+              <w:t>Multa</w:t>
+            </w:r>
+            <w:proofErr w:type="spellEnd"/>
+            <w:r>
+              <w:rPr>
+                <w:rFonts w:ascii="Roboto Light" w:eastAsia="Roboto Light" w:hAnsi="Roboto Light" w:cs="Roboto Light"/>
+                <w:sz w:val="24"/>
+                <w:szCs w:val="24"/>
+              </w:rPr>
+              <w:t xml:space="preserve"> / </w:t>
+            </w:r>
+            <w:proofErr w:type="spellStart"/>
+            <w:r>
+              <w:rPr>
+                <w:rFonts w:ascii="Roboto Light" w:eastAsia="Roboto Light" w:hAnsi="Roboto Light" w:cs="Roboto Light"/>
+                <w:sz w:val="24"/>
+                <w:szCs w:val="24"/>
+              </w:rPr>
+              <w:t>Juros</w:t>
+            </w:r>
+            <w:proofErr w:type="spellEnd"/>
+          </w:p>
+        </w:tc>
+        <w:tc>
+          <w:tcPr>
+            <w:tcW w:w="5301" w:type="dxa"/>
             <w:tcBorders>
               <w:right w:val="single" w:sz="48" w:space="0" w:color="FAFAFA"/>
             </w:tcBorders>
@@ -901,14 +952,16 @@
       </w:tr>
       <w:tr>
         <w:trPr>
-          <w:trHeight w:val="588"/>
+          <w:trHeight w:val="149"/>
         </w:trPr>
         <w:tc>
           <w:tcPr>
-            <w:tcW w:w="4680" w:type="dxa"/>
+            <w:tcW w:w="4659" w:type="dxa"/>
             <w:tcBorders>
+              <w:top w:val="single" w:sz="6" w:space="0" w:color="BDC1C6"/>
               <w:left w:val="single" w:sz="48" w:space="0" w:color="FAFAFA"/>
-              <w:bottom w:val="single" w:sz="6" w:space="0" w:color="BDC1C6"/>
+              <w:bottom w:val="single" w:sz="48" w:space="0" w:color="FAFAFA"/>
+              <w:right w:val="single" w:sz="6" w:space="0" w:color="FAFAFA"/>
             </w:tcBorders>
             <w:shd w:val="clear" w:color="auto" w:fill="FAFAFA"/>
             <w:tcMar>
@@ -931,105 +984,18 @@
             </w:pPr>
             <w:r>
               <w:rPr>
-                <w:rFonts w:ascii="Roboto Light" w:eastAsia="Roboto Light" w:hAnsi="Roboto Light" w:cs="Roboto Light"/>
-                <w:sz w:val="24"/>
-                <w:szCs w:val="24"/>
-              </w:rPr>
-              <w:t>Taxa adm</w:t>
-            </w:r>
-          </w:p>
-        </w:tc>
-        <w:tc>
-          <w:tcPr>
-            <w:tcW w:w="5325" w:type="dxa"/>
-            <w:tcBorders>
-              <w:bottom w:val="single" w:sz="6" w:space="0" w:color="BDC1C6"/>
-              <w:right w:val="single" w:sz="48" w:space="0" w:color="FAFAFA"/>
-            </w:tcBorders>
-            <w:shd w:val="clear" w:color="auto" w:fill="FAFAFA"/>
-          </w:tcPr>
-          <w:p>
-            <w:pPr>
-              <w:widowControl w:val="0"/>
-              <w:spacing w:line="240" w:lineRule="auto"/>
-              <w:jc w:val="right"/>
-              <w:rPr>
-                <w:rFonts w:ascii="Roboto" w:eastAsia="Roboto" w:hAnsi="Roboto" w:cs="Roboto"/>
-                <w:sz w:val="24"/>
-                <w:szCs w:val="24"/>
-              </w:rPr>
-            </w:pPr>
-            <w:r>
-              <w:rPr>
-                <w:rFonts w:ascii="Roboto" w:eastAsia="Roboto" w:hAnsi="Roboto" w:cs="Roboto"/>
-                <w:sz w:val="24"/>
-                <w:szCs w:val="24"/>
-              </w:rPr>
-              <w:t xml:space="preserve">R$ </w:t>
-            </w:r>
-            <w:r>
-              <w:rPr>
-                <w:rFonts w:ascii="Roboto" w:eastAsia="Roboto" w:hAnsi="Roboto" w:cs="Roboto"/>
-                <w:sz w:val="24"/>
-                <w:szCs w:val="24"/>
-              </w:rPr>
-              <w:t>0</w:t>
-            </w:r>
-            <w:r>
-              <w:rPr>
-                <w:rFonts w:ascii="Roboto" w:eastAsia="Roboto" w:hAnsi="Roboto" w:cs="Roboto"/>
-                <w:sz w:val="24"/>
-                <w:szCs w:val="24"/>
-              </w:rPr>
-              <w:t>,00</w:t>
-            </w:r>
-          </w:p>
-        </w:tc>
-      </w:tr>
-      <w:tr>
-        <w:tc>
-          <w:tcPr>
-            <w:tcW w:w="4680" w:type="dxa"/>
-            <w:tcBorders>
-              <w:top w:val="single" w:sz="6" w:space="0" w:color="BDC1C6"/>
-              <w:left w:val="single" w:sz="48" w:space="0" w:color="FAFAFA"/>
-              <w:bottom w:val="single" w:sz="48" w:space="0" w:color="FAFAFA"/>
-              <w:right w:val="single" w:sz="6" w:space="0" w:color="FAFAFA"/>
-            </w:tcBorders>
-            <w:shd w:val="clear" w:color="auto" w:fill="FAFAFA"/>
-            <w:tcMar>
-              <w:top w:w="144" w:type="dxa"/>
-              <w:left w:w="144" w:type="dxa"/>
-              <w:bottom w:w="144" w:type="dxa"/>
-              <w:right w:w="144" w:type="dxa"/>
-            </w:tcMar>
-            <w:vAlign w:val="center"/>
-          </w:tcPr>
-          <w:p>
-            <w:pPr>
-              <w:widowControl w:val="0"/>
-              <w:spacing w:line="240" w:lineRule="auto"/>
-              <w:rPr>
                 <w:rFonts w:ascii="Roboto SemiBold" w:eastAsia="Roboto SemiBold" w:hAnsi="Roboto SemiBold" w:cs="Roboto SemiBold"/>
                 <w:color w:val="434343"/>
                 <w:sz w:val="28"/>
                 <w:szCs w:val="28"/>
               </w:rPr>
-            </w:pPr>
-            <w:r>
-              <w:rPr>
-                <w:rFonts w:ascii="Roboto SemiBold" w:eastAsia="Roboto SemiBold" w:hAnsi="Roboto SemiBold" w:cs="Roboto SemiBold"/>
-                <w:color w:val="434343"/>
-                <w:sz w:val="28"/>
-                <w:szCs w:val="28"/>
-              </w:rPr>
               <w:t>Valor</w:t>
             </w:r>
           </w:p>
         </w:tc>
         <w:tc>
           <w:tcPr>
-            <w:tcW w:w="5325" w:type="dxa"/>
+            <w:tcW w:w="5301" w:type="dxa"/>
             <w:tcBorders>
               <w:top w:val="single" w:sz="6" w:space="0" w:color="BDC1C6"/>
               <w:left w:val="single" w:sz="6" w:space="0" w:color="FAFAFA"/>
@@ -1045,81 +1011,169 @@
               <w:jc w:val="right"/>
               <w:rPr>
                 <w:rFonts w:ascii="Roboto" w:eastAsia="Roboto" w:hAnsi="Roboto" w:cs="Roboto"/>
+                <w:sz w:val="24"/>
+                <w:szCs w:val="24"/>
+              </w:rPr>
+            </w:pPr>
+            <w:r>
+              <w:rPr>
+                <w:rFonts w:ascii="Roboto" w:eastAsia="Roboto" w:hAnsi="Roboto" w:cs="Roboto"/>
                 <w:b/>
                 <w:bCs/>
                 <w:color w:val="FF6600"/>
                 <w:sz w:val="30"/>
                 <w:szCs w:val="30"/>
               </w:rPr>
-            </w:pPr>
-            <w:r>
-              <w:rPr>
-                <w:rFonts w:ascii="Roboto" w:eastAsia="Roboto" w:hAnsi="Roboto" w:cs="Roboto"/>
-                <w:b/>
-                <w:bCs/>
-                <w:color w:val="FF6600"/>
-                <w:sz w:val="30"/>
-                <w:szCs w:val="30"/>
-              </w:rPr>
-              <w:t xml:space="preserve">R$ </w:t>
-            </w:r>
-            <w:r>
-              <w:rPr>
-                <w:rFonts w:ascii="Roboto" w:eastAsia="Roboto" w:hAnsi="Roboto" w:cs="Roboto"/>
-                <w:b/>
-                <w:bCs/>
-                <w:color w:val="FF6600"/>
-                <w:sz w:val="30"/>
-                <w:szCs w:val="30"/>
-              </w:rPr>
-              <w:t>4</w:t>
-            </w:r>
-            <w:r>
-              <w:rPr>
-                <w:rFonts w:ascii="Roboto" w:eastAsia="Roboto" w:hAnsi="Roboto" w:cs="Roboto"/>
-                <w:b/>
-                <w:bCs/>
-                <w:color w:val="FF6600"/>
-                <w:sz w:val="30"/>
-                <w:szCs w:val="30"/>
-              </w:rPr>
-              <w:t>,</w:t>
-            </w:r>
-            <w:r>
-              <w:rPr>
-                <w:rFonts w:ascii="Roboto" w:eastAsia="Roboto" w:hAnsi="Roboto" w:cs="Roboto"/>
-                <w:b/>
-                <w:bCs/>
-                <w:color w:val="FF6600"/>
-                <w:sz w:val="30"/>
-                <w:szCs w:val="30"/>
-              </w:rPr>
-              <w:t>2</w:t>
-            </w:r>
-            <w:r>
-              <w:rPr>
-                <w:rFonts w:ascii="Roboto" w:eastAsia="Roboto" w:hAnsi="Roboto" w:cs="Roboto"/>
-                <w:b/>
-                <w:bCs/>
-                <w:color w:val="FF6600"/>
-                <w:sz w:val="30"/>
-                <w:szCs w:val="30"/>
-              </w:rPr>
-              <w:t>0</w:t>
+              <w:t>R$ 4,20</w:t>
             </w:r>
           </w:p>
         </w:tc>
       </w:tr>
     </w:tbl>
     <w:p/>
-    <w:p/>
-    <w:p/>
+    <w:tbl>
+      <w:tblPr>
+        <w:tblStyle w:val="a0"/>
+        <w:tblpPr w:leftFromText="187" w:rightFromText="180" w:topFromText="180" w:bottomFromText="180" w:vertAnchor="text"/>
+        <w:tblW w:w="9960" w:type="dxa"/>
+        <w:tblInd w:w="0" w:type="dxa"/>
+        <w:tblBorders>
+          <w:top w:val="single" w:sz="4" w:space="0" w:color="FAFAFA"/>
+          <w:left w:val="single" w:sz="4" w:space="0" w:color="FAFAFA"/>
+          <w:bottom w:val="single" w:sz="4" w:space="0" w:color="FAFAFA"/>
+          <w:right w:val="single" w:sz="4" w:space="0" w:color="FAFAFA"/>
+          <w:insideH w:val="single" w:sz="4" w:space="0" w:color="FAFAFA"/>
+          <w:insideV w:val="single" w:sz="4" w:space="0" w:color="FAFAFA"/>
+        </w:tblBorders>
+        <w:tblLayout w:type="fixed"/>
+        <w:tblLook w:val="0600" w:firstRow="0" w:lastRow="0" w:firstColumn="0" w:lastColumn="0" w:noHBand="1" w:noVBand="1"/>
+      </w:tblPr>
+      <w:tblGrid>
+        <w:gridCol w:w="9960"/>
+      </w:tblGrid>
+      <w:tr>
+        <w:trPr>
+          <w:trHeight w:val="264"/>
+          <w:tblHeader/>
+        </w:trPr>
+        <w:tc>
+          <w:tcPr>
+            <w:tcW w:w="9960" w:type="dxa"/>
+            <w:tcBorders>
+              <w:top w:val="single" w:sz="48" w:space="0" w:color="FAFAFA"/>
+              <w:left w:val="single" w:sz="48" w:space="0" w:color="FAFAFA"/>
+            </w:tcBorders>
+            <w:shd w:val="clear" w:color="auto" w:fill="FAFAFA"/>
+            <w:tcMar>
+              <w:top w:w="99" w:type="dxa"/>
+              <w:left w:w="99" w:type="dxa"/>
+              <w:bottom w:w="99" w:type="dxa"/>
+              <w:right w:w="99" w:type="dxa"/>
+            </w:tcMar>
+            <w:vAlign w:val="center"/>
+          </w:tcPr>
+          <w:p>
+            <w:pPr>
+              <w:widowControl w:val="0"/>
+              <w:spacing w:line="240" w:lineRule="auto"/>
+              <w:rPr>
+                <w:rFonts w:ascii="Roboto SemiBold" w:eastAsia="Roboto SemiBold" w:hAnsi="Roboto SemiBold" w:cs="Roboto SemiBold"/>
+                <w:color w:val="666666"/>
+                <w:sz w:val="26"/>
+                <w:szCs w:val="26"/>
+              </w:rPr>
+            </w:pPr>
+            <w:proofErr w:type="spellStart"/>
+            <w:r>
+              <w:rPr>
+                <w:rFonts w:ascii="Roboto SemiBold" w:eastAsia="Roboto SemiBold" w:hAnsi="Roboto SemiBold" w:cs="Roboto SemiBold"/>
+                <w:color w:val="666666"/>
+                <w:sz w:val="26"/>
+                <w:szCs w:val="26"/>
+              </w:rPr>
+              <w:t>Autenticação</w:t>
+            </w:r>
+            <w:proofErr w:type="spellEnd"/>
+            <w:r>
+              <w:rPr>
+                <w:rFonts w:ascii="Roboto SemiBold" w:eastAsia="Roboto SemiBold" w:hAnsi="Roboto SemiBold" w:cs="Roboto SemiBold"/>
+                <w:color w:val="666666"/>
+                <w:sz w:val="26"/>
+                <w:szCs w:val="26"/>
+              </w:rPr>
+              <w:t xml:space="preserve"> </w:t>
+            </w:r>
+            <w:proofErr w:type="spellStart"/>
+            <w:r>
+              <w:rPr>
+                <w:rFonts w:ascii="Roboto SemiBold" w:eastAsia="Roboto SemiBold" w:hAnsi="Roboto SemiBold" w:cs="Roboto SemiBold"/>
+                <w:color w:val="666666"/>
+                <w:sz w:val="26"/>
+                <w:szCs w:val="26"/>
+              </w:rPr>
+              <w:t>Bancária</w:t>
+            </w:r>
+            <w:proofErr w:type="spellEnd"/>
+          </w:p>
+        </w:tc>
+      </w:tr>
+      <w:tr>
+        <w:trPr>
+          <w:trHeight w:val="228"/>
+        </w:trPr>
+        <w:tc>
+          <w:tcPr>
+            <w:tcW w:w="9960" w:type="dxa"/>
+            <w:tcBorders>
+              <w:left w:val="single" w:sz="48" w:space="0" w:color="FAFAFA"/>
+            </w:tcBorders>
+            <w:shd w:val="clear" w:color="auto" w:fill="FAFAFA"/>
+            <w:tcMar>
+              <w:top w:w="99" w:type="dxa"/>
+              <w:left w:w="99" w:type="dxa"/>
+              <w:bottom w:w="99" w:type="dxa"/>
+              <w:right w:w="99" w:type="dxa"/>
+            </w:tcMar>
+            <w:vAlign w:val="center"/>
+          </w:tcPr>
+          <w:p>
+            <w:pPr>
+              <w:widowControl w:val="0"/>
+              <w:spacing w:line="240" w:lineRule="auto"/>
+              <w:rPr>
+                <w:rFonts w:ascii="Roboto Light" w:eastAsia="Roboto Light" w:hAnsi="Roboto Light" w:cs="Roboto Light"/>
+                <w:sz w:val="24"/>
+                <w:szCs w:val="24"/>
+                <w:lang w:val="pt-BR"/>
+              </w:rPr>
+            </w:pPr>
+            <w:r>
+              <w:rPr>
+                <w:rFonts w:ascii="Roboto" w:eastAsia="Roboto" w:hAnsi="Roboto" w:cs="Roboto"/>
+                <w:sz w:val="24"/>
+                <w:szCs w:val="24"/>
+                <w:lang w:val="pt-BR"/>
+              </w:rPr>
+              <w:t>3895E0F3046D0A770EBFF74703303EDCFB3F6412</w:t>
+            </w:r>
+          </w:p>
+        </w:tc>
+      </w:tr>
+    </w:tbl>
+    <w:p>
+      <w:pPr>
+        <w:rPr>
+          <w:lang w:val="pt-BR"/>
+        </w:rPr>
+      </w:pPr>
+    </w:p>
     <w:sectPr>
       <w:headerReference w:type="default" r:id="rId7"/>
       <w:pgSz w:w="12240" w:h="15840"/>
-      <w:pgMar w:top="1080" w:right="1440" w:bottom="1440" w:left="1440" w:header="720" w:footer="720" w:gutter="0"/>
+      <w:pgMar w:top="1134" w:right="1077" w:bottom="1134" w:left="1077" w:header="720" w:footer="720" w:gutter="0"/>
       <w:pgNumType w:start="1"/>
       <w:cols w:space="720"/>
+      <w:docGrid w:linePitch="299"/>
     </w:sectPr>
   </w:body>
 </w:document>
